--- a/06_산출물_문서/3계층_양식기록/F-814-01_리스크등록부.docx
+++ b/06_산출물_문서/3계층_양식기록/F-814-01_리스크등록부.docx
@@ -270,11 +270,11 @@
     </w:p>
     <w:tbl>
       <w:tblPr>
-        <w:tblW w:w="8788" w:type="dxa"/>
         <w:tblCellMar>
           <w:left w:w="108" w:type="dxa"/>
           <w:right w:w="108" w:type="dxa"/>
         </w:tblCellMar>
+        <w:tblW w:w="8788" w:type="dxa"/>
         <w:tblBorders>
           <w:top w:val="single" w:sz="4" w:color="2E74B5" w:space="0"/>
           <w:left w:val="single" w:sz="4" w:color="2E74B5" w:space="0"/>
@@ -294,13 +294,13 @@
         <w:tc>
           <w:tcPr>
             <w:tcW w:w="1500" w:type="dxa"/>
-            <w:shd w:val="clear" w:color="auto" w:fill="D9D9D9"/>
-            <w:tcMar>
-              <w:top w:w="60" w:type="dxa"/>
-              <w:left w:w="120" w:type="dxa"/>
-              <w:bottom w:w="60" w:type="dxa"/>
-              <w:right w:w="120" w:type="dxa"/>
-            </w:tcMar>
+            <w:tcMar>
+              <w:top w:w="60" w:type="dxa"/>
+              <w:left w:w="120" w:type="dxa"/>
+              <w:bottom w:w="60" w:type="dxa"/>
+              <w:right w:w="120" w:type="dxa"/>
+            </w:tcMar>
+            <w:shd w:val="clear" w:color="auto" w:fill="DEEAF1"/>
           </w:tcPr>
           <w:p>
             <w:pPr>
@@ -320,13 +320,13 @@
         <w:tc>
           <w:tcPr>
             <w:tcW w:w="2800" w:type="dxa"/>
-            <w:shd w:val="clear" w:color="auto" w:fill="D9D9D9"/>
-            <w:tcMar>
-              <w:top w:w="60" w:type="dxa"/>
-              <w:left w:w="120" w:type="dxa"/>
-              <w:bottom w:w="60" w:type="dxa"/>
-              <w:right w:w="120" w:type="dxa"/>
-            </w:tcMar>
+            <w:tcMar>
+              <w:top w:w="60" w:type="dxa"/>
+              <w:left w:w="120" w:type="dxa"/>
+              <w:bottom w:w="60" w:type="dxa"/>
+              <w:right w:w="120" w:type="dxa"/>
+            </w:tcMar>
+            <w:shd w:val="clear" w:color="auto" w:fill="DEEAF1"/>
           </w:tcPr>
           <w:p>
             <w:pPr>
@@ -346,13 +346,13 @@
         <w:tc>
           <w:tcPr>
             <w:tcW w:w="2000" w:type="dxa"/>
-            <w:shd w:val="clear" w:color="auto" w:fill="D9D9D9"/>
-            <w:tcMar>
-              <w:top w:w="60" w:type="dxa"/>
-              <w:left w:w="120" w:type="dxa"/>
-              <w:bottom w:w="60" w:type="dxa"/>
-              <w:right w:w="120" w:type="dxa"/>
-            </w:tcMar>
+            <w:tcMar>
+              <w:top w:w="60" w:type="dxa"/>
+              <w:left w:w="120" w:type="dxa"/>
+              <w:bottom w:w="60" w:type="dxa"/>
+              <w:right w:w="120" w:type="dxa"/>
+            </w:tcMar>
+            <w:shd w:val="clear" w:color="auto" w:fill="DEEAF1"/>
           </w:tcPr>
           <w:p>
             <w:pPr>
@@ -372,13 +372,13 @@
         <w:tc>
           <w:tcPr>
             <w:tcW w:w="2488" w:type="dxa"/>
-            <w:shd w:val="clear" w:color="auto" w:fill="D9D9D9"/>
-            <w:tcMar>
-              <w:top w:w="60" w:type="dxa"/>
-              <w:left w:w="120" w:type="dxa"/>
-              <w:bottom w:w="60" w:type="dxa"/>
-              <w:right w:w="120" w:type="dxa"/>
-            </w:tcMar>
+            <w:tcMar>
+              <w:top w:w="60" w:type="dxa"/>
+              <w:left w:w="120" w:type="dxa"/>
+              <w:bottom w:w="60" w:type="dxa"/>
+              <w:right w:w="120" w:type="dxa"/>
+            </w:tcMar>
+            <w:shd w:val="clear" w:color="auto" w:fill="DEEAF1"/>
           </w:tcPr>
           <w:p>
             <w:pPr>
@@ -4186,10 +4186,18 @@
       </w:tr>
       <w:tr>
         <w:tc>
-          <w:tcPr/>
-          <w:p>
-            <w:pPr>
-              <w:pStyle w:val="Compact"/>
+          <w:tcPr>
+            <w:tcMar>
+              <w:top w:w="60" w:type="dxa"/>
+              <w:left w:w="120" w:type="dxa"/>
+              <w:bottom w:w="60" w:type="dxa"/>
+              <w:right w:w="120" w:type="dxa"/>
+            </w:tcMar>
+          </w:tcPr>
+          <w:p>
+            <w:pPr>
+              <w:pStyle w:val="Compact"/>
+              <w:wordWrap w:val="1"/>
             </w:pPr>
             <w:r>
               <w:t xml:space="preserve">R-C-001</w:t>
@@ -4197,18 +4205,34 @@
           </w:p>
         </w:tc>
         <w:tc>
-          <w:tcPr/>
-          <w:p>
-            <w:pPr>
-              <w:pStyle w:val="Compact"/>
-            </w:pPr>
-          </w:p>
-        </w:tc>
-        <w:tc>
-          <w:tcPr/>
-          <w:p>
-            <w:pPr>
-              <w:pStyle w:val="Compact"/>
+          <w:tcPr>
+            <w:tcMar>
+              <w:top w:w="60" w:type="dxa"/>
+              <w:left w:w="120" w:type="dxa"/>
+              <w:bottom w:w="60" w:type="dxa"/>
+              <w:right w:w="120" w:type="dxa"/>
+            </w:tcMar>
+          </w:tcPr>
+          <w:p>
+            <w:pPr>
+              <w:pStyle w:val="Compact"/>
+              <w:wordWrap w:val="1"/>
+            </w:pPr>
+          </w:p>
+        </w:tc>
+        <w:tc>
+          <w:tcPr>
+            <w:tcMar>
+              <w:top w:w="60" w:type="dxa"/>
+              <w:left w:w="120" w:type="dxa"/>
+              <w:bottom w:w="60" w:type="dxa"/>
+              <w:right w:w="120" w:type="dxa"/>
+            </w:tcMar>
+          </w:tcPr>
+          <w:p>
+            <w:pPr>
+              <w:pStyle w:val="Compact"/>
+              <w:wordWrap w:val="1"/>
             </w:pPr>
             <w:r>
               <w:t xml:space="preserve">원가</w:t>
@@ -4216,42 +4240,82 @@
           </w:p>
         </w:tc>
         <w:tc>
-          <w:tcPr/>
-          <w:p>
-            <w:pPr>
-              <w:pStyle w:val="Compact"/>
-            </w:pPr>
-          </w:p>
-        </w:tc>
-        <w:tc>
-          <w:tcPr/>
-          <w:p>
-            <w:pPr>
-              <w:pStyle w:val="Compact"/>
-            </w:pPr>
-          </w:p>
-        </w:tc>
-        <w:tc>
-          <w:tcPr/>
-          <w:p>
-            <w:pPr>
-              <w:pStyle w:val="Compact"/>
-            </w:pPr>
-          </w:p>
-        </w:tc>
-        <w:tc>
-          <w:tcPr/>
-          <w:p>
-            <w:pPr>
-              <w:pStyle w:val="Compact"/>
-            </w:pPr>
-          </w:p>
-        </w:tc>
-        <w:tc>
-          <w:tcPr/>
-          <w:p>
-            <w:pPr>
-              <w:pStyle w:val="Compact"/>
+          <w:tcPr>
+            <w:tcMar>
+              <w:top w:w="60" w:type="dxa"/>
+              <w:left w:w="120" w:type="dxa"/>
+              <w:bottom w:w="60" w:type="dxa"/>
+              <w:right w:w="120" w:type="dxa"/>
+            </w:tcMar>
+          </w:tcPr>
+          <w:p>
+            <w:pPr>
+              <w:pStyle w:val="Compact"/>
+              <w:wordWrap w:val="1"/>
+            </w:pPr>
+          </w:p>
+        </w:tc>
+        <w:tc>
+          <w:tcPr>
+            <w:tcMar>
+              <w:top w:w="60" w:type="dxa"/>
+              <w:left w:w="120" w:type="dxa"/>
+              <w:bottom w:w="60" w:type="dxa"/>
+              <w:right w:w="120" w:type="dxa"/>
+            </w:tcMar>
+          </w:tcPr>
+          <w:p>
+            <w:pPr>
+              <w:pStyle w:val="Compact"/>
+              <w:wordWrap w:val="1"/>
+            </w:pPr>
+          </w:p>
+        </w:tc>
+        <w:tc>
+          <w:tcPr>
+            <w:tcMar>
+              <w:top w:w="60" w:type="dxa"/>
+              <w:left w:w="120" w:type="dxa"/>
+              <w:bottom w:w="60" w:type="dxa"/>
+              <w:right w:w="120" w:type="dxa"/>
+            </w:tcMar>
+          </w:tcPr>
+          <w:p>
+            <w:pPr>
+              <w:pStyle w:val="Compact"/>
+              <w:wordWrap w:val="1"/>
+            </w:pPr>
+          </w:p>
+        </w:tc>
+        <w:tc>
+          <w:tcPr>
+            <w:tcMar>
+              <w:top w:w="60" w:type="dxa"/>
+              <w:left w:w="120" w:type="dxa"/>
+              <w:bottom w:w="60" w:type="dxa"/>
+              <w:right w:w="120" w:type="dxa"/>
+            </w:tcMar>
+          </w:tcPr>
+          <w:p>
+            <w:pPr>
+              <w:pStyle w:val="Compact"/>
+              <w:wordWrap w:val="1"/>
+            </w:pPr>
+          </w:p>
+        </w:tc>
+        <w:tc>
+          <w:tcPr>
+            <w:tcMar>
+              <w:top w:w="60" w:type="dxa"/>
+              <w:left w:w="120" w:type="dxa"/>
+              <w:bottom w:w="60" w:type="dxa"/>
+              <w:right w:w="120" w:type="dxa"/>
+            </w:tcMar>
+          </w:tcPr>
+          <w:p>
+            <w:pPr>
+              <w:pStyle w:val="Compact"/>
+              <w:wordWrap w:val="1"/>
             </w:pPr>
             <w:r>
               <w:t xml:space="preserve">□ High □ Mid □ Low</w:t>
@@ -4259,50 +4323,98 @@
           </w:p>
         </w:tc>
         <w:tc>
-          <w:tcPr/>
-          <w:p>
-            <w:pPr>
-              <w:pStyle w:val="Compact"/>
-            </w:pPr>
-          </w:p>
-        </w:tc>
-        <w:tc>
-          <w:tcPr/>
-          <w:p>
-            <w:pPr>
-              <w:pStyle w:val="Compact"/>
-            </w:pPr>
-          </w:p>
-        </w:tc>
-        <w:tc>
-          <w:tcPr/>
-          <w:p>
-            <w:pPr>
-              <w:pStyle w:val="Compact"/>
-            </w:pPr>
-          </w:p>
-        </w:tc>
-        <w:tc>
-          <w:tcPr/>
-          <w:p>
-            <w:pPr>
-              <w:pStyle w:val="Compact"/>
-            </w:pPr>
-          </w:p>
-        </w:tc>
-        <w:tc>
-          <w:tcPr/>
-          <w:p>
-            <w:pPr>
-              <w:pStyle w:val="Compact"/>
-            </w:pPr>
-          </w:p>
-        </w:tc>
-        <w:tc>
-          <w:tcPr/>
-          <w:p>
-            <w:pPr>
-              <w:pStyle w:val="Compact"/>
+          <w:tcPr>
+            <w:tcMar>
+              <w:top w:w="60" w:type="dxa"/>
+              <w:left w:w="120" w:type="dxa"/>
+              <w:bottom w:w="60" w:type="dxa"/>
+              <w:right w:w="120" w:type="dxa"/>
+            </w:tcMar>
+          </w:tcPr>
+          <w:p>
+            <w:pPr>
+              <w:pStyle w:val="Compact"/>
+              <w:wordWrap w:val="1"/>
+            </w:pPr>
+          </w:p>
+        </w:tc>
+        <w:tc>
+          <w:tcPr>
+            <w:tcMar>
+              <w:top w:w="60" w:type="dxa"/>
+              <w:left w:w="120" w:type="dxa"/>
+              <w:bottom w:w="60" w:type="dxa"/>
+              <w:right w:w="120" w:type="dxa"/>
+            </w:tcMar>
+          </w:tcPr>
+          <w:p>
+            <w:pPr>
+              <w:pStyle w:val="Compact"/>
+              <w:wordWrap w:val="1"/>
+            </w:pPr>
+          </w:p>
+        </w:tc>
+        <w:tc>
+          <w:tcPr>
+            <w:tcMar>
+              <w:top w:w="60" w:type="dxa"/>
+              <w:left w:w="120" w:type="dxa"/>
+              <w:bottom w:w="60" w:type="dxa"/>
+              <w:right w:w="120" w:type="dxa"/>
+            </w:tcMar>
+          </w:tcPr>
+          <w:p>
+            <w:pPr>
+              <w:pStyle w:val="Compact"/>
+              <w:wordWrap w:val="1"/>
+            </w:pPr>
+          </w:p>
+        </w:tc>
+        <w:tc>
+          <w:tcPr>
+            <w:tcMar>
+              <w:top w:w="60" w:type="dxa"/>
+              <w:left w:w="120" w:type="dxa"/>
+              <w:bottom w:w="60" w:type="dxa"/>
+              <w:right w:w="120" w:type="dxa"/>
+            </w:tcMar>
+          </w:tcPr>
+          <w:p>
+            <w:pPr>
+              <w:pStyle w:val="Compact"/>
+              <w:wordWrap w:val="1"/>
+            </w:pPr>
+          </w:p>
+        </w:tc>
+        <w:tc>
+          <w:tcPr>
+            <w:tcMar>
+              <w:top w:w="60" w:type="dxa"/>
+              <w:left w:w="120" w:type="dxa"/>
+              <w:bottom w:w="60" w:type="dxa"/>
+              <w:right w:w="120" w:type="dxa"/>
+            </w:tcMar>
+          </w:tcPr>
+          <w:p>
+            <w:pPr>
+              <w:pStyle w:val="Compact"/>
+              <w:wordWrap w:val="1"/>
+            </w:pPr>
+          </w:p>
+        </w:tc>
+        <w:tc>
+          <w:tcPr>
+            <w:tcMar>
+              <w:top w:w="60" w:type="dxa"/>
+              <w:left w:w="120" w:type="dxa"/>
+              <w:bottom w:w="60" w:type="dxa"/>
+              <w:right w:w="120" w:type="dxa"/>
+            </w:tcMar>
+          </w:tcPr>
+          <w:p>
+            <w:pPr>
+              <w:pStyle w:val="Compact"/>
+              <w:wordWrap w:val="1"/>
             </w:pPr>
             <w:r>
               <w:t xml:space="preserve">□ 월 □ 분기 □ 반기</w:t>
@@ -4310,10 +4422,18 @@
           </w:p>
         </w:tc>
         <w:tc>
-          <w:tcPr/>
-          <w:p>
-            <w:pPr>
-              <w:pStyle w:val="Compact"/>
+          <w:tcPr>
+            <w:tcMar>
+              <w:top w:w="60" w:type="dxa"/>
+              <w:left w:w="120" w:type="dxa"/>
+              <w:bottom w:w="60" w:type="dxa"/>
+              <w:right w:w="120" w:type="dxa"/>
+            </w:tcMar>
+          </w:tcPr>
+          <w:p>
+            <w:pPr>
+              <w:pStyle w:val="Compact"/>
+              <w:wordWrap w:val="1"/>
             </w:pPr>
             <w:r>
               <w:t xml:space="preserve">□ Open □ Monitoring □ Closed</w:t>
@@ -5149,18 +5269,10 @@
           </w:p>
         </w:tc>
         <w:tc>
-          <w:tcPr>
-            <w:tcMar>
-              <w:top w:w="60" w:type="dxa"/>
-              <w:left w:w="120" w:type="dxa"/>
-              <w:bottom w:w="60" w:type="dxa"/>
-              <w:right w:w="120" w:type="dxa"/>
-            </w:tcMar>
-          </w:tcPr>
-          <w:p>
-            <w:pPr>
-              <w:pStyle w:val="Compact"/>
-              <w:wordWrap w:val="1"/>
+          <w:tcPr/>
+          <w:p>
+            <w:pPr>
+              <w:pStyle w:val="Compact"/>
             </w:pPr>
           </w:p>
         </w:tc>
@@ -6062,10 +6174,18 @@
       </w:tr>
       <w:tr>
         <w:tc>
-          <w:tcPr/>
-          <w:p>
-            <w:pPr>
-              <w:pStyle w:val="Compact"/>
+          <w:tcPr>
+            <w:tcMar>
+              <w:top w:w="60" w:type="dxa"/>
+              <w:left w:w="120" w:type="dxa"/>
+              <w:bottom w:w="60" w:type="dxa"/>
+              <w:right w:w="120" w:type="dxa"/>
+            </w:tcMar>
+          </w:tcPr>
+          <w:p>
+            <w:pPr>
+              <w:pStyle w:val="Compact"/>
+              <w:wordWrap w:val="1"/>
             </w:pPr>
             <w:r>
               <w:t xml:space="preserve">Medium (중위험, RPN 8-14)</w:t>
@@ -6105,18 +6225,10 @@
           </w:p>
         </w:tc>
         <w:tc>
-          <w:tcPr>
-            <w:tcMar>
-              <w:top w:w="60" w:type="dxa"/>
-              <w:left w:w="120" w:type="dxa"/>
-              <w:bottom w:w="60" w:type="dxa"/>
-              <w:right w:w="120" w:type="dxa"/>
-            </w:tcMar>
-          </w:tcPr>
-          <w:p>
-            <w:pPr>
-              <w:pStyle w:val="Compact"/>
-              <w:wordWrap w:val="1"/>
+          <w:tcPr/>
+          <w:p>
+            <w:pPr>
+              <w:pStyle w:val="Compact"/>
             </w:pPr>
           </w:p>
         </w:tc>
@@ -7151,8 +7263,8 @@
     <w:rPrDefault>
       <w:rPr>
         <w:rFonts w:asciiTheme="minorHAnsi" w:cstheme="minorBidi" w:eastAsiaTheme="minorEastAsia" w:hAnsiTheme="minorHAnsi"/>
-        <w:sz w:val="24"/>
-        <w:szCs w:val="24"/>
+        <w:sz w:val="20"/>
+        <w:szCs w:val="20"/>
         <w:lang w:bidi="ar-SA" w:eastAsia="zh-CN" w:val="en-US"/>
       </w:rPr>
     </w:rPrDefault>
@@ -7220,8 +7332,8 @@
     </w:pPr>
     <w:rPr>
       <w:rFonts w:asciiTheme="majorHAnsi" w:cstheme="majorBidi" w:eastAsiaTheme="majorEastAsia" w:hAnsiTheme="majorHAnsi"/>
-      <w:sz w:val="56"/>
-      <w:szCs w:val="56"/>
+      <w:sz w:val="44"/>
+      <w:szCs w:val="44"/>
     </w:rPr>
   </w:style>
   <w:style w:customStyle="1" w:styleId="TitleChar" w:type="character">
@@ -7232,8 +7344,8 @@
     <w:rsid w:val="00A10FD9"/>
     <w:rPr>
       <w:rFonts w:asciiTheme="majorHAnsi" w:cstheme="majorBidi" w:eastAsiaTheme="majorEastAsia" w:hAnsiTheme="majorHAnsi"/>
-      <w:sz w:val="56"/>
-      <w:szCs w:val="56"/>
+      <w:sz w:val="44"/>
+      <w:szCs w:val="44"/>
     </w:rPr>
   </w:style>
   <w:style w:styleId="Subtitle" w:type="paragraph">
@@ -7355,8 +7467,8 @@
     <w:rPr>
       <w:rFonts w:asciiTheme="majorHAnsi" w:cstheme="majorBidi" w:eastAsiaTheme="majorEastAsia" w:hAnsiTheme="majorHAnsi"/>
       <w:color w:themeColor="accent1" w:themeShade="BF" w:val="0F4761"/>
-      <w:sz w:val="40"/>
-      <w:szCs w:val="40"/>
+      <w:sz w:val="32"/>
+      <w:szCs w:val="32"/>
     </w:rPr>
   </w:style>
   <w:style w:styleId="Heading2" w:type="paragraph">
@@ -7546,8 +7658,8 @@
     <w:rPr>
       <w:rFonts w:asciiTheme="majorHAnsi" w:cstheme="majorBidi" w:eastAsiaTheme="majorEastAsia" w:hAnsiTheme="majorHAnsi"/>
       <w:color w:themeColor="accent1" w:themeShade="BF" w:val="0F4761"/>
-      <w:sz w:val="40"/>
-      <w:szCs w:val="40"/>
+      <w:sz w:val="32"/>
+      <w:szCs w:val="32"/>
     </w:rPr>
   </w:style>
   <w:style w:customStyle="1" w:styleId="Heading2Char" w:type="character">
